--- a/media/print/培養基大綱_全9群.docx
+++ b/media/print/培養基大綱_全9群.docx
@@ -12407,7 +12407,7 @@
                 <w:sz w:val="16"/>
                 <w:szCs w:val="16"/>
               </w:rPr>
-              <w:t xml:space="preserve">綿羊血 BAP</w:t>
+              <w:t xml:space="preserve">血液瓊脂 (BAP)</w:t>
             </w:r>
           </w:p>
         </w:tc>
@@ -12635,7 +12635,7 @@
                 <w:sz w:val="16"/>
                 <w:szCs w:val="16"/>
               </w:rPr>
-              <w:t xml:space="preserve">不長</w:t>
+              <w:t xml:space="preserve">可長(僅需 V)</w:t>
             </w:r>
           </w:p>
         </w:tc>
@@ -12767,7 +12767,7 @@
           <w:sz w:val="16"/>
           <w:szCs w:val="16"/>
         </w:rPr>
-        <w:t xml:space="preserve"/>
+        <w:t xml:space="preserve">X/V 需求是關鍵鑑別（以無因子培養基＋X、V、XV 紙錠測定）。</w:t>
       </w:r>
       <w:r>
         <w:rPr>
@@ -12777,7 +12777,7 @@
           <w:sz w:val="16"/>
           <w:szCs w:val="16"/>
         </w:rPr>
-        <w:t xml:space="preserve">綿羊血 BAP 內 V 因子被血球 NADase 分解</w:t>
+        <w:t xml:space="preserve">H. influenzae 需 X+V，在一般血平板長不好、需巧克力</w:t>
       </w:r>
       <w:r>
         <w:rPr>
@@ -12787,7 +12787,7 @@
           <w:sz w:val="16"/>
           <w:szCs w:val="16"/>
         </w:rPr>
-        <w:t xml:space="preserve">，故 H. influenzae 在 BAP 長不好；加熱成巧克力盤後 X/V 釋出即可生長。可用 S. aureus 周圍的衛星現象(satellitism)輔助判讀。</w:t>
+        <w:t xml:space="preserve">；H. parainfluenzae 僅需 V 故可生長，為兩者鑑別點；臨床亦可見 S. aureus 旁的衛星現象（satellitism）。</w:t>
       </w:r>
     </w:p>
     <w:p>
@@ -28089,7 +28089,27 @@
           <w:sz w:val="16"/>
           <w:szCs w:val="16"/>
         </w:rPr>
-        <w:t xml:space="preserve">；MAC 是唯一高壓滅菌的乳糖盤(EMB 亦高壓)。</w:t>
+        <w:t xml:space="preserve">；</w:t>
+      </w:r>
+      <w:r>
+        <w:rPr>
+          <w:b/>
+          <w:bCs/>
+          <w:color w:val="666666"/>
+          <w:sz w:val="16"/>
+          <w:szCs w:val="16"/>
+        </w:rPr>
+        <w:t xml:space="preserve">MAC/EMB 皆高壓滅菌</w:t>
+      </w:r>
+      <w:r>
+        <w:rPr>
+          <w:b w:val="false"/>
+          <w:bCs w:val="false"/>
+          <w:color w:val="666666"/>
+          <w:sz w:val="16"/>
+          <w:szCs w:val="16"/>
+        </w:rPr>
+        <w:t xml:space="preserve">，XLD/HE/SS/TCBS 多為加熱煮沸、不高壓。</w:t>
       </w:r>
     </w:p>
     <w:p>
